--- a/DAW/UD3/practica3.2_joel.docx
+++ b/DAW/UD3/practica3.2_joel.docx
@@ -1,6 +1,6 @@
 
 <file path=word/document.xml><?xml version="1.0" encoding="utf-8"?>
-<w:document xmlns:wpc="http://schemas.microsoft.com/office/word/2010/wordprocessingCanvas" xmlns:cx="http://schemas.microsoft.com/office/drawing/2014/chartex" xmlns:cx1="http://schemas.microsoft.com/office/drawing/2015/9/8/chartex" xmlns:cx2="http://schemas.microsoft.com/office/drawing/2015/10/21/chartex" xmlns:cx3="http://schemas.microsoft.com/office/drawing/2016/5/9/chartex" xmlns:cx4="http://schemas.microsoft.com/office/drawing/2016/5/10/chartex" xmlns:cx5="http://schemas.microsoft.com/office/drawing/2016/5/11/chartex" xmlns:cx6="http://schemas.microsoft.com/office/drawing/2016/5/12/chartex" xmlns:cx7="http://schemas.microsoft.com/office/drawing/2016/5/13/chartex" xmlns:cx8="http://schemas.microsoft.com/office/drawing/2016/5/14/chartex" xmlns:mc="http://schemas.openxmlformats.org/markup-compatibility/2006" xmlns:aink="http://schemas.microsoft.com/office/drawing/2016/ink" xmlns:am3d="http://schemas.microsoft.com/office/drawing/2017/model3d" xmlns:o="urn:schemas-microsoft-com:office:office" xmlns:oel="http://schemas.microsoft.com/office/2019/extlst" xmlns:r="http://schemas.openxmlformats.org/officeDocument/2006/relationships" xmlns:m="http://schemas.openxmlformats.org/officeDocument/2006/math" xmlns:v="urn:schemas-microsoft-com:vml" xmlns:wp14="http://schemas.microsoft.com/office/word/2010/wordprocessingDrawing" xmlns:wp="http://schemas.openxmlformats.org/drawingml/2006/wordprocessingDrawing" xmlns:w10="urn:schemas-microsoft-com:office:word" xmlns:w="http://schemas.openxmlformats.org/wordprocessingml/2006/main" xmlns:w14="http://schemas.microsoft.com/office/word/2010/wordml" xmlns:w15="http://schemas.microsoft.com/office/word/2012/wordml" xmlns:w16cex="http://schemas.microsoft.com/office/word/2018/wordml/cex" xmlns:w16cid="http://schemas.microsoft.com/office/word/2016/wordml/cid" xmlns:w16="http://schemas.microsoft.com/office/word/2018/wordml" xmlns:w16du="http://schemas.microsoft.com/office/word/2023/wordml/word16du" xmlns:w16sdtdh="http://schemas.microsoft.com/office/word/2020/wordml/sdtdatahash" xmlns:w16se="http://schemas.microsoft.com/office/word/2015/wordml/symex" xmlns:wpg="http://schemas.microsoft.com/office/word/2010/wordprocessingGroup" xmlns:wpi="http://schemas.microsoft.com/office/word/2010/wordprocessingInk" xmlns:wne="http://schemas.microsoft.com/office/word/2006/wordml" xmlns:wps="http://schemas.microsoft.com/office/word/2010/wordprocessingShape" mc:Ignorable="w14 w15 w16se w16cid w16 w16cex w16sdtdh w16du wp14">
+<w:document xmlns:wpc="http://schemas.microsoft.com/office/word/2010/wordprocessingCanvas" xmlns:cx="http://schemas.microsoft.com/office/drawing/2014/chartex" xmlns:mc="http://schemas.openxmlformats.org/markup-compatibility/2006" xmlns:o="urn:schemas-microsoft-com:office:office" xmlns:r="http://schemas.openxmlformats.org/officeDocument/2006/relationships" xmlns:m="http://schemas.openxmlformats.org/officeDocument/2006/math" xmlns:v="urn:schemas-microsoft-com:vml" xmlns:wp14="http://schemas.microsoft.com/office/word/2010/wordprocessingDrawing" xmlns:wp="http://schemas.openxmlformats.org/drawingml/2006/wordprocessingDrawing" xmlns:w10="urn:schemas-microsoft-com:office:word" xmlns:w="http://schemas.openxmlformats.org/wordprocessingml/2006/main" xmlns:w14="http://schemas.microsoft.com/office/word/2010/wordml" xmlns:w15="http://schemas.microsoft.com/office/word/2012/wordml" xmlns:w16se="http://schemas.microsoft.com/office/word/2015/wordml/symex" xmlns:wpg="http://schemas.microsoft.com/office/word/2010/wordprocessingGroup" xmlns:wpi="http://schemas.microsoft.com/office/word/2010/wordprocessingInk" xmlns:wne="http://schemas.microsoft.com/office/word/2006/wordml" xmlns:wps="http://schemas.microsoft.com/office/word/2010/wordprocessingShape" mc:Ignorable="w14 w15 w16se wp14">
   <w:body>
     <w:p>
       <w:pPr>
@@ -15,6 +15,7 @@
       <w:r>
         <w:rPr>
           <w:noProof/>
+          <w:lang w:eastAsia="es-ES"/>
         </w:rPr>
         <w:drawing>
           <wp:inline distT="0" distB="0" distL="0" distR="0" wp14:anchorId="08D57C4A" wp14:editId="5CEF244B">
@@ -58,6 +59,7 @@
       <w:r>
         <w:rPr>
           <w:noProof/>
+          <w:lang w:eastAsia="es-ES"/>
         </w:rPr>
         <w:drawing>
           <wp:inline distT="0" distB="0" distL="0" distR="0" wp14:anchorId="15385A12" wp14:editId="4BB99D0B">
@@ -101,6 +103,7 @@
       <w:r>
         <w:rPr>
           <w:noProof/>
+          <w:lang w:eastAsia="es-ES"/>
         </w:rPr>
         <w:lastRenderedPageBreak/>
         <w:drawing>
@@ -145,6 +148,7 @@
       <w:r>
         <w:rPr>
           <w:noProof/>
+          <w:lang w:eastAsia="es-ES"/>
         </w:rPr>
         <w:drawing>
           <wp:inline distT="0" distB="0" distL="0" distR="0" wp14:anchorId="2B8B5200" wp14:editId="22C59675">
@@ -189,6 +193,7 @@
       <w:r>
         <w:rPr>
           <w:noProof/>
+          <w:lang w:eastAsia="es-ES"/>
         </w:rPr>
         <w:lastRenderedPageBreak/>
         <w:drawing>
@@ -232,6 +237,7 @@
       <w:r>
         <w:rPr>
           <w:noProof/>
+          <w:lang w:eastAsia="es-ES"/>
         </w:rPr>
         <w:drawing>
           <wp:inline distT="0" distB="0" distL="0" distR="0" wp14:anchorId="2E04C87B" wp14:editId="222AAA5E">
@@ -274,6 +280,7 @@
       <w:r>
         <w:rPr>
           <w:noProof/>
+          <w:lang w:eastAsia="es-ES"/>
         </w:rPr>
         <w:lastRenderedPageBreak/>
         <w:drawing>
@@ -317,6 +324,7 @@
       <w:r>
         <w:rPr>
           <w:noProof/>
+          <w:lang w:eastAsia="es-ES"/>
         </w:rPr>
         <w:drawing>
           <wp:inline distT="0" distB="0" distL="0" distR="0" wp14:anchorId="6BC5D0B0" wp14:editId="7AA27672">
@@ -359,6 +367,7 @@
       <w:r>
         <w:rPr>
           <w:noProof/>
+          <w:lang w:eastAsia="es-ES"/>
         </w:rPr>
         <w:lastRenderedPageBreak/>
         <w:drawing>
@@ -402,6 +411,7 @@
       <w:r>
         <w:rPr>
           <w:noProof/>
+          <w:lang w:eastAsia="es-ES"/>
         </w:rPr>
         <w:drawing>
           <wp:inline distT="0" distB="0" distL="0" distR="0" wp14:anchorId="105A328B" wp14:editId="04F1ED0B">
@@ -444,6 +454,7 @@
       <w:r>
         <w:rPr>
           <w:noProof/>
+          <w:lang w:eastAsia="es-ES"/>
         </w:rPr>
         <w:lastRenderedPageBreak/>
         <w:drawing>
@@ -487,6 +498,7 @@
       <w:r>
         <w:rPr>
           <w:noProof/>
+          <w:lang w:eastAsia="es-ES"/>
         </w:rPr>
         <w:drawing>
           <wp:inline distT="0" distB="0" distL="0" distR="0" wp14:anchorId="4B27B7ED" wp14:editId="457219E6">
@@ -530,6 +542,7 @@
       <w:r>
         <w:rPr>
           <w:noProof/>
+          <w:lang w:eastAsia="es-ES"/>
         </w:rPr>
         <w:lastRenderedPageBreak/>
         <w:drawing>
@@ -574,6 +587,7 @@
       <w:r>
         <w:rPr>
           <w:noProof/>
+          <w:lang w:eastAsia="es-ES"/>
         </w:rPr>
         <w:drawing>
           <wp:inline distT="0" distB="0" distL="0" distR="0" wp14:anchorId="25911FEB" wp14:editId="0CF4F6DE">
@@ -612,7 +626,40 @@
         </w:drawing>
       </w:r>
     </w:p>
-    <w:p/>
+    <w:p>
+      <w:r>
+        <w:t xml:space="preserve">Se me olvido hacer las capturas de la conexión con la base de datos, simplemente hice la conexión en el puerto 3306. </w:t>
+      </w:r>
+      <w:proofErr w:type="spellStart"/>
+      <w:r>
+        <w:t>Subi</w:t>
+      </w:r>
+      <w:proofErr w:type="spellEnd"/>
+      <w:r>
+        <w:t xml:space="preserve"> el archivo .</w:t>
+      </w:r>
+      <w:proofErr w:type="spellStart"/>
+      <w:r>
+        <w:t>zip</w:t>
+      </w:r>
+      <w:proofErr w:type="spellEnd"/>
+      <w:r>
+        <w:t xml:space="preserve"> de la aplicación </w:t>
+      </w:r>
+      <w:r>
+        <w:t xml:space="preserve">dándole permisos a la ruta donde se sube y utilice el programa </w:t>
+      </w:r>
+      <w:proofErr w:type="spellStart"/>
+      <w:r>
+        <w:t>unzip</w:t>
+      </w:r>
+      <w:proofErr w:type="spellEnd"/>
+      <w:r>
+        <w:t xml:space="preserve"> para probar el funcionamiento y funcionaba correctamente.</w:t>
+      </w:r>
+      <w:bookmarkStart w:id="0" w:name="_GoBack"/>
+      <w:bookmarkEnd w:id="0"/>
+    </w:p>
     <w:sectPr>
       <w:pgSz w:w="11906" w:h="16838"/>
       <w:pgMar w:top="1417" w:right="1701" w:bottom="1417" w:left="1701" w:header="708" w:footer="708" w:gutter="0"/>
@@ -624,7 +671,7 @@
 </file>
 
 <file path=word/styles.xml><?xml version="1.0" encoding="utf-8"?>
-<w:styles xmlns:mc="http://schemas.openxmlformats.org/markup-compatibility/2006" xmlns:r="http://schemas.openxmlformats.org/officeDocument/2006/relationships" xmlns:w="http://schemas.openxmlformats.org/wordprocessingml/2006/main" xmlns:w14="http://schemas.microsoft.com/office/word/2010/wordml" xmlns:w15="http://schemas.microsoft.com/office/word/2012/wordml" xmlns:w16cex="http://schemas.microsoft.com/office/word/2018/wordml/cex" xmlns:w16cid="http://schemas.microsoft.com/office/word/2016/wordml/cid" xmlns:w16="http://schemas.microsoft.com/office/word/2018/wordml" xmlns:w16du="http://schemas.microsoft.com/office/word/2023/wordml/word16du" xmlns:w16sdtdh="http://schemas.microsoft.com/office/word/2020/wordml/sdtdatahash" xmlns:w16se="http://schemas.microsoft.com/office/word/2015/wordml/symex" mc:Ignorable="w14 w15 w16se w16cid w16 w16cex w16sdtdh w16du">
+<w:styles xmlns:mc="http://schemas.openxmlformats.org/markup-compatibility/2006" xmlns:r="http://schemas.openxmlformats.org/officeDocument/2006/relationships" xmlns:w="http://schemas.openxmlformats.org/wordprocessingml/2006/main" xmlns:w14="http://schemas.microsoft.com/office/word/2010/wordml" xmlns:w15="http://schemas.microsoft.com/office/word/2012/wordml" xmlns:w16se="http://schemas.microsoft.com/office/word/2015/wordml/symex" mc:Ignorable="w14 w15 w16se">
   <w:docDefaults>
     <w:rPrDefault>
       <w:rPr>
@@ -642,7 +689,7 @@
       </w:pPr>
     </w:pPrDefault>
   </w:docDefaults>
-  <w:latentStyles w:defLockedState="0" w:defUIPriority="99" w:defSemiHidden="0" w:defUnhideWhenUsed="0" w:defQFormat="0" w:count="376">
+  <w:latentStyles w:defLockedState="0" w:defUIPriority="99" w:defSemiHidden="0" w:defUnhideWhenUsed="0" w:defQFormat="0" w:count="371">
     <w:lsdException w:name="Normal" w:uiPriority="0" w:qFormat="1"/>
     <w:lsdException w:name="heading 1" w:uiPriority="9" w:qFormat="1"/>
     <w:lsdException w:name="heading 2" w:semiHidden="1" w:uiPriority="9" w:unhideWhenUsed="1" w:qFormat="1"/>
@@ -1014,11 +1061,6 @@
     <w:lsdException w:name="List Table 5 Dark Accent 6" w:uiPriority="50"/>
     <w:lsdException w:name="List Table 6 Colorful Accent 6" w:uiPriority="51"/>
     <w:lsdException w:name="List Table 7 Colorful Accent 6" w:uiPriority="52"/>
-    <w:lsdException w:name="Mention" w:semiHidden="1" w:unhideWhenUsed="1"/>
-    <w:lsdException w:name="Smart Hyperlink" w:semiHidden="1" w:unhideWhenUsed="1"/>
-    <w:lsdException w:name="Hashtag" w:semiHidden="1" w:unhideWhenUsed="1"/>
-    <w:lsdException w:name="Unresolved Mention" w:semiHidden="1" w:unhideWhenUsed="1"/>
-    <w:lsdException w:name="Smart Link" w:semiHidden="1" w:unhideWhenUsed="1"/>
   </w:latentStyles>
   <w:style w:type="paragraph" w:default="1" w:styleId="Normal">
     <w:name w:val="Normal"/>
@@ -1226,6 +1268,7 @@
   <w:style w:type="character" w:default="1" w:styleId="Fuentedeprrafopredeter">
     <w:name w:val="Default Paragraph Font"/>
     <w:uiPriority w:val="1"/>
+    <w:semiHidden/>
     <w:unhideWhenUsed/>
   </w:style>
   <w:style w:type="table" w:default="1" w:styleId="Tablanormal">
